--- a/formularz_zgloszeniowy_firmy.docx
+++ b/formularz_zgloszeniowy_firmy.docx
@@ -67,33 +67,6 @@
         <w:rPr>
           <w:lang w:val="pl-PL"/>
         </w:rPr>
-        <w:t>NIP</w:t>
-      </w:r>
-    </w:p>
-    <w:p>
-      <w:pPr>
-        <w:rPr>
-          <w:lang w:val="pl-PL"/>
-        </w:rPr>
-      </w:pPr>
-      <w:r>
-        <w:rPr>
-          <w:lang w:val="pl-PL"/>
-        </w:rPr>
-        <w:t>NIP:</w:t>
-      </w:r>
-    </w:p>
-    <w:p>
-      <w:pPr>
-        <w:pStyle w:val="Nagwek2"/>
-        <w:rPr>
-          <w:lang w:val="pl-PL"/>
-        </w:rPr>
-      </w:pPr>
-      <w:r>
-        <w:rPr>
-          <w:lang w:val="pl-PL"/>
-        </w:rPr>
         <w:t>E-mail (na stronę)</w:t>
       </w:r>
     </w:p>
@@ -179,7 +152,7 @@
       </w:r>
       <w:r>
         <w:rPr>
-          <w:u w:val="single"/>
+          <w:color w:val="EE0000"/>
           <w:lang w:val="pl-PL"/>
         </w:rPr>
         <w:t>Na Aktualnym Etapie NIE JEST WYMAGANE</w:t>
@@ -866,7 +839,6 @@
         <w:rPr>
           <w:lang w:val="pl-PL"/>
         </w:rPr>
-        <w:lastRenderedPageBreak/>
         <w:t>Zaznac</w:t>
       </w:r>
       <w:r>
@@ -892,32 +864,19 @@
     <w:p>
       <w:pPr>
         <w:rPr>
+          <w:b/>
+          <w:bCs/>
           <w:lang w:val="pl-PL"/>
         </w:rPr>
       </w:pPr>
       <w:r>
         <w:rPr>
-          <w:lang w:val="pl-PL"/>
-        </w:rPr>
-        <w:t>Zakres wsparcia klienta (</w:t>
-      </w:r>
-      <w:r>
-        <w:rPr>
-          <w:lang w:val="pl-PL"/>
-        </w:rPr>
-        <w:t>skreśl, które nie dotyczą</w:t>
-      </w:r>
-      <w:r>
-        <w:rPr>
-          <w:lang w:val="pl-PL"/>
-        </w:rPr>
-        <w:t>)</w:t>
-      </w:r>
-      <w:r>
-        <w:rPr>
-          <w:lang w:val="pl-PL"/>
-        </w:rPr>
-        <w:t>:</w:t>
+          <w:b/>
+          <w:bCs/>
+          <w:lang w:val="pl-PL"/>
+        </w:rPr>
+        <w:lastRenderedPageBreak/>
+        <w:t>Zakres wsparcia klienta (skreśl, które nie dotyczą):</w:t>
       </w:r>
     </w:p>
     <w:p>
@@ -1274,23 +1233,31 @@
     <w:p>
       <w:pPr>
         <w:rPr>
+          <w:b/>
+          <w:bCs/>
           <w:lang w:val="pl-PL"/>
         </w:rPr>
       </w:pPr>
       <w:r>
         <w:rPr>
+          <w:b/>
+          <w:bCs/>
           <w:lang w:val="pl-PL"/>
         </w:rPr>
         <w:t>Zakres produkcji (można wybrać kilka</w:t>
       </w:r>
       <w:r>
         <w:rPr>
+          <w:b/>
+          <w:bCs/>
           <w:lang w:val="pl-PL"/>
         </w:rPr>
         <w:t>, skreśl niepotrzebne</w:t>
       </w:r>
       <w:r>
         <w:rPr>
+          <w:b/>
+          <w:bCs/>
           <w:lang w:val="pl-PL"/>
         </w:rPr>
         <w:t>):</w:t>
@@ -1411,36 +1378,6 @@
           <w:lang w:val="pl-PL"/>
         </w:rPr>
       </w:pPr>
-    </w:p>
-    <w:p>
-      <w:pPr>
-        <w:pStyle w:val="Nagwek2"/>
-        <w:rPr>
-          <w:lang w:val="pl-PL"/>
-        </w:rPr>
-      </w:pPr>
-    </w:p>
-    <w:p>
-      <w:pPr>
-        <w:rPr>
-          <w:lang w:val="pl-PL"/>
-        </w:rPr>
-      </w:pPr>
-    </w:p>
-    <w:p>
-      <w:pPr>
-        <w:rPr>
-          <w:lang w:val="pl-PL"/>
-        </w:rPr>
-      </w:pPr>
-    </w:p>
-    <w:p>
-      <w:pPr>
-        <w:pStyle w:val="Nagwek2"/>
-        <w:rPr>
-          <w:lang w:val="pl-PL"/>
-        </w:rPr>
-      </w:pPr>
       <w:r>
         <w:rPr>
           <w:lang w:val="pl-PL"/>
@@ -1451,14 +1388,10 @@
     </w:p>
     <w:p>
       <w:pPr>
-        <w:rPr>
-          <w:lang w:val="pl-PL"/>
-        </w:rPr>
-      </w:pPr>
-    </w:p>
-    <w:p>
-      <w:pPr>
-        <w:rPr>
+        <w:pStyle w:val="Nagwek2"/>
+        <w:rPr>
+          <w:rFonts w:asciiTheme="minorHAnsi" w:eastAsiaTheme="minorEastAsia" w:hAnsiTheme="minorHAnsi" w:cstheme="minorBidi"/>
+          <w:color w:val="auto"/>
           <w:sz w:val="16"/>
           <w:szCs w:val="16"/>
           <w:lang w:val="pl-PL"/>
@@ -1466,16 +1399,23 @@
       </w:pPr>
       <w:r>
         <w:rPr>
+          <w:rFonts w:asciiTheme="minorHAnsi" w:eastAsiaTheme="minorEastAsia" w:hAnsiTheme="minorHAnsi" w:cstheme="minorBidi"/>
+          <w:color w:val="auto"/>
           <w:sz w:val="16"/>
           <w:szCs w:val="16"/>
           <w:lang w:val="pl-PL"/>
         </w:rPr>
-        <w:t xml:space="preserve">§1. Informacje ogólne </w:t>
+        <w:t>§1. Informacje ogólne</w:t>
       </w:r>
     </w:p>
     <w:p>
       <w:pPr>
-        <w:rPr>
+        <w:pStyle w:val="Nagwek2"/>
+        <w:rPr>
+          <w:rFonts w:asciiTheme="minorHAnsi" w:eastAsiaTheme="minorEastAsia" w:hAnsiTheme="minorHAnsi" w:cstheme="minorBidi"/>
+          <w:b w:val="0"/>
+          <w:bCs w:val="0"/>
+          <w:color w:val="auto"/>
           <w:sz w:val="16"/>
           <w:szCs w:val="16"/>
           <w:lang w:val="pl-PL"/>
@@ -1483,16 +1423,25 @@
       </w:pPr>
       <w:r>
         <w:rPr>
+          <w:rFonts w:asciiTheme="minorHAnsi" w:eastAsiaTheme="minorEastAsia" w:hAnsiTheme="minorHAnsi" w:cstheme="minorBidi"/>
+          <w:b w:val="0"/>
+          <w:bCs w:val="0"/>
+          <w:color w:val="auto"/>
           <w:sz w:val="16"/>
           <w:szCs w:val="16"/>
           <w:lang w:val="pl-PL"/>
         </w:rPr>
-        <w:t xml:space="preserve">Niniejszy regulamin określa zasady korzystania ze strony internetowej polskiems.pl, prowadzonej przez: </w:t>
+        <w:t>Niniejszy regulamin określa zasady korzystania ze strony internetowej polskiems.pl, prowadzonej przez Michała Kowalskiego.</w:t>
       </w:r>
     </w:p>
     <w:p>
       <w:pPr>
-        <w:rPr>
+        <w:pStyle w:val="Nagwek2"/>
+        <w:rPr>
+          <w:rFonts w:asciiTheme="minorHAnsi" w:eastAsiaTheme="minorEastAsia" w:hAnsiTheme="minorHAnsi" w:cstheme="minorBidi"/>
+          <w:b w:val="0"/>
+          <w:bCs w:val="0"/>
+          <w:color w:val="auto"/>
           <w:sz w:val="16"/>
           <w:szCs w:val="16"/>
           <w:lang w:val="pl-PL"/>
@@ -1500,24 +1449,25 @@
       </w:pPr>
       <w:r>
         <w:rPr>
+          <w:rFonts w:asciiTheme="minorHAnsi" w:eastAsiaTheme="minorEastAsia" w:hAnsiTheme="minorHAnsi" w:cstheme="minorBidi"/>
+          <w:b w:val="0"/>
+          <w:bCs w:val="0"/>
+          <w:color w:val="auto"/>
           <w:sz w:val="16"/>
           <w:szCs w:val="16"/>
           <w:lang w:val="pl-PL"/>
         </w:rPr>
-        <w:t>Michał Kowalski</w:t>
-      </w:r>
-      <w:r>
-        <w:rPr>
-          <w:sz w:val="16"/>
-          <w:szCs w:val="16"/>
-          <w:lang w:val="pl-PL"/>
-        </w:rPr>
-        <w:t xml:space="preserve"> </w:t>
+        <w:t>Kontakt:</w:t>
       </w:r>
     </w:p>
     <w:p>
       <w:pPr>
-        <w:rPr>
+        <w:pStyle w:val="Nagwek2"/>
+        <w:rPr>
+          <w:rFonts w:asciiTheme="minorHAnsi" w:eastAsiaTheme="minorEastAsia" w:hAnsiTheme="minorHAnsi" w:cstheme="minorBidi"/>
+          <w:b w:val="0"/>
+          <w:bCs w:val="0"/>
+          <w:color w:val="auto"/>
           <w:sz w:val="16"/>
           <w:szCs w:val="16"/>
           <w:lang w:val="pl-PL"/>
@@ -1525,16 +1475,25 @@
       </w:pPr>
       <w:r>
         <w:rPr>
+          <w:rFonts w:asciiTheme="minorHAnsi" w:eastAsiaTheme="minorEastAsia" w:hAnsiTheme="minorHAnsi" w:cstheme="minorBidi"/>
+          <w:b w:val="0"/>
+          <w:bCs w:val="0"/>
+          <w:color w:val="auto"/>
           <w:sz w:val="16"/>
           <w:szCs w:val="16"/>
           <w:lang w:val="pl-PL"/>
         </w:rPr>
-        <w:t xml:space="preserve">Kontakt: info@polskiems.pl, </w:t>
+        <w:t>e-mail: info@polskiems.pl</w:t>
       </w:r>
     </w:p>
     <w:p>
       <w:pPr>
-        <w:rPr>
+        <w:pStyle w:val="Nagwek2"/>
+        <w:rPr>
+          <w:rFonts w:asciiTheme="minorHAnsi" w:eastAsiaTheme="minorEastAsia" w:hAnsiTheme="minorHAnsi" w:cstheme="minorBidi"/>
+          <w:b w:val="0"/>
+          <w:bCs w:val="0"/>
+          <w:color w:val="auto"/>
           <w:sz w:val="16"/>
           <w:szCs w:val="16"/>
           <w:lang w:val="pl-PL"/>
@@ -1542,32 +1501,25 @@
       </w:pPr>
       <w:r>
         <w:rPr>
+          <w:rFonts w:asciiTheme="minorHAnsi" w:eastAsiaTheme="minorEastAsia" w:hAnsiTheme="minorHAnsi" w:cstheme="minorBidi"/>
+          <w:b w:val="0"/>
+          <w:bCs w:val="0"/>
+          <w:color w:val="auto"/>
           <w:sz w:val="16"/>
           <w:szCs w:val="16"/>
           <w:lang w:val="pl-PL"/>
         </w:rPr>
-        <w:t xml:space="preserve">tel. </w:t>
-      </w:r>
-      <w:r>
-        <w:rPr>
-          <w:sz w:val="16"/>
-          <w:szCs w:val="16"/>
-          <w:lang w:val="pl-PL"/>
-        </w:rPr>
-        <w:t>728-924-367</w:t>
-      </w:r>
-      <w:r>
-        <w:rPr>
-          <w:sz w:val="16"/>
-          <w:szCs w:val="16"/>
-          <w:lang w:val="pl-PL"/>
-        </w:rPr>
-        <w:t xml:space="preserve"> </w:t>
+        <w:t>tel.: 728 924 367</w:t>
       </w:r>
     </w:p>
     <w:p>
       <w:pPr>
-        <w:rPr>
+        <w:pStyle w:val="Nagwek2"/>
+        <w:rPr>
+          <w:rFonts w:asciiTheme="minorHAnsi" w:eastAsiaTheme="minorEastAsia" w:hAnsiTheme="minorHAnsi" w:cstheme="minorBidi"/>
+          <w:b w:val="0"/>
+          <w:bCs w:val="0"/>
+          <w:color w:val="auto"/>
           <w:sz w:val="16"/>
           <w:szCs w:val="16"/>
           <w:lang w:val="pl-PL"/>
@@ -1575,376 +1527,99 @@
       </w:pPr>
       <w:r>
         <w:rPr>
+          <w:rFonts w:asciiTheme="minorHAnsi" w:eastAsiaTheme="minorEastAsia" w:hAnsiTheme="minorHAnsi" w:cstheme="minorBidi"/>
+          <w:b w:val="0"/>
+          <w:bCs w:val="0"/>
+          <w:color w:val="auto"/>
           <w:sz w:val="16"/>
           <w:szCs w:val="16"/>
           <w:lang w:val="pl-PL"/>
         </w:rPr>
-        <w:t xml:space="preserve">Serwis oferuje możliwość zakupu miejsca promocyjnego na stronie internetowej dla firm działających w branży EMS. </w:t>
+        <w:t xml:space="preserve">Serwis ma charakter informacyjno-branżowy i prezentuje firmy działające w sektorze </w:t>
+      </w:r>
+      <w:proofErr w:type="spellStart"/>
+      <w:r>
+        <w:rPr>
+          <w:rFonts w:asciiTheme="minorHAnsi" w:eastAsiaTheme="minorEastAsia" w:hAnsiTheme="minorHAnsi" w:cstheme="minorBidi"/>
+          <w:b w:val="0"/>
+          <w:bCs w:val="0"/>
+          <w:color w:val="auto"/>
+          <w:sz w:val="16"/>
+          <w:szCs w:val="16"/>
+          <w:lang w:val="pl-PL"/>
+        </w:rPr>
+        <w:t>Electronic</w:t>
+      </w:r>
+      <w:proofErr w:type="spellEnd"/>
+      <w:r>
+        <w:rPr>
+          <w:rFonts w:asciiTheme="minorHAnsi" w:eastAsiaTheme="minorEastAsia" w:hAnsiTheme="minorHAnsi" w:cstheme="minorBidi"/>
+          <w:b w:val="0"/>
+          <w:bCs w:val="0"/>
+          <w:color w:val="auto"/>
+          <w:sz w:val="16"/>
+          <w:szCs w:val="16"/>
+          <w:lang w:val="pl-PL"/>
+        </w:rPr>
+        <w:t xml:space="preserve"> Manufacturing Services (EMS).</w:t>
       </w:r>
     </w:p>
     <w:p>
       <w:pPr>
-        <w:rPr>
+        <w:pStyle w:val="Nagwek2"/>
+        <w:rPr>
+          <w:rFonts w:asciiTheme="minorHAnsi" w:eastAsiaTheme="minorEastAsia" w:hAnsiTheme="minorHAnsi" w:cstheme="minorBidi"/>
+          <w:b w:val="0"/>
+          <w:bCs w:val="0"/>
+          <w:color w:val="auto"/>
           <w:sz w:val="16"/>
           <w:szCs w:val="16"/>
           <w:lang w:val="pl-PL"/>
         </w:rPr>
       </w:pPr>
-      <w:proofErr w:type="spellStart"/>
       <w:r>
         <w:rPr>
+          <w:rFonts w:asciiTheme="minorHAnsi" w:eastAsiaTheme="minorEastAsia" w:hAnsiTheme="minorHAnsi" w:cstheme="minorBidi"/>
+          <w:b w:val="0"/>
+          <w:bCs w:val="0"/>
+          <w:color w:val="auto"/>
           <w:sz w:val="16"/>
           <w:szCs w:val="16"/>
-        </w:rPr>
-        <w:t>Obecnie</w:t>
-      </w:r>
-      <w:proofErr w:type="spellEnd"/>
-      <w:r>
-        <w:rPr>
-          <w:sz w:val="16"/>
-          <w:szCs w:val="16"/>
-        </w:rPr>
-        <w:t xml:space="preserve"> </w:t>
-      </w:r>
-      <w:proofErr w:type="spellStart"/>
-      <w:r>
-        <w:rPr>
-          <w:sz w:val="16"/>
-          <w:szCs w:val="16"/>
-        </w:rPr>
-        <w:t>cennik</w:t>
-      </w:r>
-      <w:proofErr w:type="spellEnd"/>
-      <w:r>
-        <w:rPr>
-          <w:sz w:val="16"/>
-          <w:szCs w:val="16"/>
-        </w:rPr>
-        <w:t xml:space="preserve"> </w:t>
-      </w:r>
-      <w:proofErr w:type="spellStart"/>
-      <w:r>
-        <w:rPr>
-          <w:sz w:val="16"/>
-          <w:szCs w:val="16"/>
-        </w:rPr>
-        <w:t>nie</w:t>
-      </w:r>
-      <w:proofErr w:type="spellEnd"/>
-      <w:r>
-        <w:rPr>
-          <w:sz w:val="16"/>
-          <w:szCs w:val="16"/>
-        </w:rPr>
-        <w:t xml:space="preserve"> </w:t>
-      </w:r>
-      <w:proofErr w:type="spellStart"/>
-      <w:r>
-        <w:rPr>
-          <w:sz w:val="16"/>
-          <w:szCs w:val="16"/>
-        </w:rPr>
-        <w:t>obowiązuje</w:t>
-      </w:r>
-      <w:proofErr w:type="spellEnd"/>
-      <w:r>
-        <w:rPr>
-          <w:sz w:val="16"/>
-          <w:szCs w:val="16"/>
-        </w:rPr>
-        <w:t xml:space="preserve"> – </w:t>
-      </w:r>
-      <w:proofErr w:type="spellStart"/>
-      <w:r>
-        <w:rPr>
-          <w:sz w:val="16"/>
-          <w:szCs w:val="16"/>
-        </w:rPr>
-        <w:t>informacja</w:t>
-      </w:r>
-      <w:proofErr w:type="spellEnd"/>
-      <w:r>
-        <w:rPr>
-          <w:sz w:val="16"/>
-          <w:szCs w:val="16"/>
-        </w:rPr>
-        <w:t xml:space="preserve"> o </w:t>
-      </w:r>
-      <w:proofErr w:type="spellStart"/>
-      <w:r>
-        <w:rPr>
-          <w:sz w:val="16"/>
-          <w:szCs w:val="16"/>
-        </w:rPr>
-        <w:t>opłatach</w:t>
-      </w:r>
-      <w:proofErr w:type="spellEnd"/>
-      <w:r>
-        <w:rPr>
-          <w:sz w:val="16"/>
-          <w:szCs w:val="16"/>
-        </w:rPr>
-        <w:t xml:space="preserve"> ma </w:t>
-      </w:r>
-      <w:proofErr w:type="spellStart"/>
-      <w:r>
-        <w:rPr>
-          <w:sz w:val="16"/>
-          <w:szCs w:val="16"/>
-        </w:rPr>
-        <w:t>charakter</w:t>
-      </w:r>
-      <w:proofErr w:type="spellEnd"/>
-      <w:r>
-        <w:rPr>
-          <w:sz w:val="16"/>
-          <w:szCs w:val="16"/>
-        </w:rPr>
-        <w:t xml:space="preserve"> </w:t>
-      </w:r>
-      <w:proofErr w:type="spellStart"/>
-      <w:r>
-        <w:rPr>
-          <w:sz w:val="16"/>
-          <w:szCs w:val="16"/>
-        </w:rPr>
-        <w:t>orientacyjny</w:t>
-      </w:r>
-      <w:proofErr w:type="spellEnd"/>
-      <w:r>
-        <w:rPr>
-          <w:sz w:val="16"/>
-          <w:szCs w:val="16"/>
-        </w:rPr>
-        <w:t xml:space="preserve"> </w:t>
-      </w:r>
-      <w:proofErr w:type="spellStart"/>
-      <w:r>
-        <w:rPr>
-          <w:sz w:val="16"/>
-          <w:szCs w:val="16"/>
-        </w:rPr>
-        <w:t>i</w:t>
-      </w:r>
-      <w:proofErr w:type="spellEnd"/>
-      <w:r>
-        <w:rPr>
-          <w:sz w:val="16"/>
-          <w:szCs w:val="16"/>
-        </w:rPr>
-        <w:t xml:space="preserve"> </w:t>
-      </w:r>
-      <w:proofErr w:type="spellStart"/>
-      <w:r>
-        <w:rPr>
-          <w:sz w:val="16"/>
-          <w:szCs w:val="16"/>
-        </w:rPr>
-        <w:t>nie</w:t>
-      </w:r>
-      <w:proofErr w:type="spellEnd"/>
-      <w:r>
-        <w:rPr>
-          <w:sz w:val="16"/>
-          <w:szCs w:val="16"/>
-        </w:rPr>
-        <w:t xml:space="preserve"> </w:t>
-      </w:r>
-      <w:proofErr w:type="spellStart"/>
-      <w:r>
-        <w:rPr>
-          <w:sz w:val="16"/>
-          <w:szCs w:val="16"/>
-        </w:rPr>
-        <w:t>stanowi</w:t>
-      </w:r>
-      <w:proofErr w:type="spellEnd"/>
-      <w:r>
-        <w:rPr>
-          <w:sz w:val="16"/>
-          <w:szCs w:val="16"/>
-        </w:rPr>
-        <w:t xml:space="preserve"> </w:t>
-      </w:r>
-      <w:proofErr w:type="spellStart"/>
-      <w:r>
-        <w:rPr>
-          <w:sz w:val="16"/>
-          <w:szCs w:val="16"/>
-        </w:rPr>
-        <w:t>oferty</w:t>
-      </w:r>
-      <w:proofErr w:type="spellEnd"/>
-      <w:r>
-        <w:rPr>
-          <w:sz w:val="16"/>
-          <w:szCs w:val="16"/>
-        </w:rPr>
-        <w:t xml:space="preserve"> </w:t>
-      </w:r>
-      <w:proofErr w:type="spellStart"/>
-      <w:r>
-        <w:rPr>
-          <w:sz w:val="16"/>
-          <w:szCs w:val="16"/>
-        </w:rPr>
-        <w:t>handlowej</w:t>
-      </w:r>
-      <w:proofErr w:type="spellEnd"/>
-      <w:r>
-        <w:rPr>
-          <w:sz w:val="16"/>
-          <w:szCs w:val="16"/>
-        </w:rPr>
-        <w:t>.</w:t>
+          <w:lang w:val="pl-PL"/>
+        </w:rPr>
+        <w:t>Obecnie zgłoszenie firmy do katalogu jest bezpłatne.</w:t>
       </w:r>
     </w:p>
     <w:p>
       <w:pPr>
-        <w:rPr>
+        <w:pStyle w:val="Nagwek2"/>
+        <w:rPr>
+          <w:rFonts w:asciiTheme="minorHAnsi" w:eastAsiaTheme="minorEastAsia" w:hAnsiTheme="minorHAnsi" w:cstheme="minorBidi"/>
+          <w:color w:val="auto"/>
           <w:sz w:val="16"/>
           <w:szCs w:val="16"/>
-        </w:rPr>
-      </w:pPr>
-      <w:proofErr w:type="spellStart"/>
+          <w:lang w:val="pl-PL"/>
+        </w:rPr>
+      </w:pPr>
       <w:r>
         <w:rPr>
+          <w:rFonts w:asciiTheme="minorHAnsi" w:eastAsiaTheme="minorEastAsia" w:hAnsiTheme="minorHAnsi" w:cstheme="minorBidi"/>
+          <w:color w:val="auto"/>
           <w:sz w:val="16"/>
           <w:szCs w:val="16"/>
-        </w:rPr>
-        <w:t>Zgłoszenie</w:t>
-      </w:r>
-      <w:proofErr w:type="spellEnd"/>
-      <w:r>
-        <w:rPr>
-          <w:sz w:val="16"/>
-          <w:szCs w:val="16"/>
-        </w:rPr>
-        <w:t xml:space="preserve"> </w:t>
-      </w:r>
-      <w:proofErr w:type="spellStart"/>
-      <w:r>
-        <w:rPr>
-          <w:sz w:val="16"/>
-          <w:szCs w:val="16"/>
-        </w:rPr>
-        <w:t>fi</w:t>
-      </w:r>
-      <w:r>
-        <w:rPr>
-          <w:sz w:val="16"/>
-          <w:szCs w:val="16"/>
-        </w:rPr>
-        <w:t>rmy</w:t>
-      </w:r>
-      <w:proofErr w:type="spellEnd"/>
-      <w:r>
-        <w:rPr>
-          <w:sz w:val="16"/>
-          <w:szCs w:val="16"/>
-        </w:rPr>
-        <w:t xml:space="preserve"> do </w:t>
-      </w:r>
-      <w:proofErr w:type="spellStart"/>
-      <w:r>
-        <w:rPr>
-          <w:sz w:val="16"/>
-          <w:szCs w:val="16"/>
-        </w:rPr>
-        <w:t>katalogu</w:t>
-      </w:r>
-      <w:proofErr w:type="spellEnd"/>
-      <w:r>
-        <w:rPr>
-          <w:sz w:val="16"/>
-          <w:szCs w:val="16"/>
-        </w:rPr>
-        <w:t xml:space="preserve"> jest </w:t>
-      </w:r>
-      <w:proofErr w:type="spellStart"/>
-      <w:r>
-        <w:rPr>
-          <w:sz w:val="16"/>
-          <w:szCs w:val="16"/>
-        </w:rPr>
-        <w:t>darmowe</w:t>
-      </w:r>
-      <w:proofErr w:type="spellEnd"/>
-      <w:r>
-        <w:rPr>
-          <w:sz w:val="16"/>
-          <w:szCs w:val="16"/>
-        </w:rPr>
-        <w:t xml:space="preserve"> I </w:t>
-      </w:r>
-      <w:proofErr w:type="spellStart"/>
-      <w:r>
-        <w:rPr>
-          <w:sz w:val="16"/>
-          <w:szCs w:val="16"/>
-        </w:rPr>
-        <w:t>nie</w:t>
-      </w:r>
-      <w:proofErr w:type="spellEnd"/>
-      <w:r>
-        <w:rPr>
-          <w:sz w:val="16"/>
-          <w:szCs w:val="16"/>
-        </w:rPr>
-        <w:t xml:space="preserve"> </w:t>
-      </w:r>
-      <w:proofErr w:type="spellStart"/>
-      <w:r>
-        <w:rPr>
-          <w:sz w:val="16"/>
-          <w:szCs w:val="16"/>
-        </w:rPr>
-        <w:t>wymaga</w:t>
-      </w:r>
-      <w:proofErr w:type="spellEnd"/>
-      <w:r>
-        <w:rPr>
-          <w:sz w:val="16"/>
-          <w:szCs w:val="16"/>
-        </w:rPr>
-        <w:t xml:space="preserve"> </w:t>
-      </w:r>
-      <w:proofErr w:type="spellStart"/>
-      <w:r>
-        <w:rPr>
-          <w:sz w:val="16"/>
-          <w:szCs w:val="16"/>
-        </w:rPr>
-        <w:t>żadnej</w:t>
-      </w:r>
-      <w:proofErr w:type="spellEnd"/>
-      <w:r>
-        <w:rPr>
-          <w:sz w:val="16"/>
-          <w:szCs w:val="16"/>
-        </w:rPr>
-        <w:t xml:space="preserve"> </w:t>
-      </w:r>
-      <w:proofErr w:type="spellStart"/>
-      <w:r>
-        <w:rPr>
-          <w:sz w:val="16"/>
-          <w:szCs w:val="16"/>
-        </w:rPr>
-        <w:t>opłaty</w:t>
-      </w:r>
-      <w:proofErr w:type="spellEnd"/>
-      <w:r>
-        <w:rPr>
-          <w:sz w:val="16"/>
-          <w:szCs w:val="16"/>
-        </w:rPr>
-        <w:t>.</w:t>
+          <w:lang w:val="pl-PL"/>
+        </w:rPr>
+        <w:t>§2. Warunki korzystania z serwisu</w:t>
       </w:r>
     </w:p>
     <w:p>
       <w:pPr>
-        <w:rPr>
+        <w:pStyle w:val="Nagwek2"/>
+        <w:rPr>
+          <w:rFonts w:asciiTheme="minorHAnsi" w:eastAsiaTheme="minorEastAsia" w:hAnsiTheme="minorHAnsi" w:cstheme="minorBidi"/>
+          <w:b w:val="0"/>
+          <w:bCs w:val="0"/>
+          <w:color w:val="auto"/>
           <w:sz w:val="16"/>
           <w:szCs w:val="16"/>
           <w:lang w:val="pl-PL"/>
@@ -1952,16 +1627,23 @@
       </w:pPr>
       <w:r>
         <w:rPr>
+          <w:rFonts w:asciiTheme="minorHAnsi" w:eastAsiaTheme="minorEastAsia" w:hAnsiTheme="minorHAnsi" w:cstheme="minorBidi"/>
+          <w:b w:val="0"/>
+          <w:bCs w:val="0"/>
+          <w:color w:val="auto"/>
           <w:sz w:val="16"/>
           <w:szCs w:val="16"/>
           <w:lang w:val="pl-PL"/>
         </w:rPr>
-        <w:t xml:space="preserve">§2. Warunki korzystania z serwisu </w:t>
+        <w:t>Strona nie wymaga rejestracji konta. Dodanie firmy do katalogu może nastąpić poprzez formularz kontaktowy lub na podstawie publicznie dostępnych danych.</w:t>
       </w:r>
     </w:p>
     <w:p>
       <w:pPr>
-        <w:rPr>
+        <w:pStyle w:val="Nagwek2"/>
+        <w:rPr>
+          <w:rFonts w:asciiTheme="minorHAnsi" w:eastAsiaTheme="minorEastAsia" w:hAnsiTheme="minorHAnsi" w:cstheme="minorBidi"/>
+          <w:color w:val="auto"/>
           <w:sz w:val="16"/>
           <w:szCs w:val="16"/>
           <w:lang w:val="pl-PL"/>
@@ -1969,34 +1651,23 @@
       </w:pPr>
       <w:r>
         <w:rPr>
+          <w:rFonts w:asciiTheme="minorHAnsi" w:eastAsiaTheme="minorEastAsia" w:hAnsiTheme="minorHAnsi" w:cstheme="minorBidi"/>
+          <w:color w:val="auto"/>
           <w:sz w:val="16"/>
           <w:szCs w:val="16"/>
           <w:lang w:val="pl-PL"/>
         </w:rPr>
-        <w:t xml:space="preserve">Strona nie wymaga rejestracji konta. Aby dodać swoją firmę do bazy, należy wypełnić formularz kontaktowy, przesłać logo firmy i opłacić fakturę proforma zgodnie z aktualnym cennikiem. W przypadku pakietu Standard użytkownik raz w miesiącu otrzymuje raport PDF z ogólnymi statystykami </w:t>
-      </w:r>
-      <w:proofErr w:type="spellStart"/>
-      <w:r>
-        <w:rPr>
-          <w:sz w:val="16"/>
-          <w:szCs w:val="16"/>
-          <w:lang w:val="pl-PL"/>
-        </w:rPr>
-        <w:t>wyszukiwań</w:t>
-      </w:r>
-      <w:proofErr w:type="spellEnd"/>
-      <w:r>
-        <w:rPr>
-          <w:sz w:val="16"/>
-          <w:szCs w:val="16"/>
-          <w:lang w:val="pl-PL"/>
-        </w:rPr>
-        <w:t xml:space="preserve"> na stronie. </w:t>
+        <w:t>§3. Publikacja danych firm</w:t>
       </w:r>
     </w:p>
     <w:p>
       <w:pPr>
-        <w:rPr>
+        <w:pStyle w:val="Nagwek2"/>
+        <w:rPr>
+          <w:rFonts w:asciiTheme="minorHAnsi" w:eastAsiaTheme="minorEastAsia" w:hAnsiTheme="minorHAnsi" w:cstheme="minorBidi"/>
+          <w:b w:val="0"/>
+          <w:bCs w:val="0"/>
+          <w:color w:val="auto"/>
           <w:sz w:val="16"/>
           <w:szCs w:val="16"/>
           <w:lang w:val="pl-PL"/>
@@ -2004,16 +1675,25 @@
       </w:pPr>
       <w:r>
         <w:rPr>
+          <w:rFonts w:asciiTheme="minorHAnsi" w:eastAsiaTheme="minorEastAsia" w:hAnsiTheme="minorHAnsi" w:cstheme="minorBidi"/>
+          <w:b w:val="0"/>
+          <w:bCs w:val="0"/>
+          <w:color w:val="auto"/>
           <w:sz w:val="16"/>
           <w:szCs w:val="16"/>
           <w:lang w:val="pl-PL"/>
         </w:rPr>
-        <w:t xml:space="preserve">§3. Zasady wyświetlania firm Kolejność wyświetlania firm na stronie zależy od unikalnego identyfikatora (ID), który przydzielany jest według kolejności dołączenia. W przypadku rezygnacji z obecności w serwisie i późniejszego powrotu – firma otrzymuje nowe ID i traci poprzednie miejsce w rankingu. Nie ma możliwości zakupu wyższej pozycji ani dodatkowej promocji – zasady wyświetlania są jednakowe dla wszystkich. </w:t>
+        <w:t>Dane firm prezentowane w katalogu mogą pochodzić z publicznie dostępnych źródeł, w szczególności ze stron internetowych firm, rejestrów publicznych (CEIDG, KRS) oraz innych ogólnodostępnych baz informacji gospodarczych.</w:t>
       </w:r>
     </w:p>
     <w:p>
       <w:pPr>
-        <w:rPr>
+        <w:pStyle w:val="Nagwek2"/>
+        <w:rPr>
+          <w:rFonts w:asciiTheme="minorHAnsi" w:eastAsiaTheme="minorEastAsia" w:hAnsiTheme="minorHAnsi" w:cstheme="minorBidi"/>
+          <w:b w:val="0"/>
+          <w:bCs w:val="0"/>
+          <w:color w:val="auto"/>
           <w:sz w:val="16"/>
           <w:szCs w:val="16"/>
           <w:lang w:val="pl-PL"/>
@@ -2021,16 +1701,25 @@
       </w:pPr>
       <w:r>
         <w:rPr>
+          <w:rFonts w:asciiTheme="minorHAnsi" w:eastAsiaTheme="minorEastAsia" w:hAnsiTheme="minorHAnsi" w:cstheme="minorBidi"/>
+          <w:b w:val="0"/>
+          <w:bCs w:val="0"/>
+          <w:color w:val="auto"/>
           <w:sz w:val="16"/>
           <w:szCs w:val="16"/>
           <w:lang w:val="pl-PL"/>
         </w:rPr>
-        <w:t xml:space="preserve">§4. Odpowiedzialność użytkownika Użytkownik ponosi pełną odpowiedzialność za treści, które przekazuje do umieszczenia na stronie (np. logo, opisy). Administrator zastrzega sobie prawo do odrzucenia materiałów naruszających prawo lub dobre obyczaje. </w:t>
+        <w:t>Nazwy firm, logotypy oraz inne oznaczenia mogą stanowić znaki towarowe odpowiednich podmiotów i są wykorzystywane wyłącznie w celach informacyjnych oraz identyfikacyjnych.</w:t>
       </w:r>
     </w:p>
     <w:p>
       <w:pPr>
-        <w:rPr>
+        <w:pStyle w:val="Nagwek2"/>
+        <w:rPr>
+          <w:rFonts w:asciiTheme="minorHAnsi" w:eastAsiaTheme="minorEastAsia" w:hAnsiTheme="minorHAnsi" w:cstheme="minorBidi"/>
+          <w:b w:val="0"/>
+          <w:bCs w:val="0"/>
+          <w:color w:val="auto"/>
           <w:sz w:val="16"/>
           <w:szCs w:val="16"/>
           <w:lang w:val="pl-PL"/>
@@ -2038,16 +1727,23 @@
       </w:pPr>
       <w:r>
         <w:rPr>
+          <w:rFonts w:asciiTheme="minorHAnsi" w:eastAsiaTheme="minorEastAsia" w:hAnsiTheme="minorHAnsi" w:cstheme="minorBidi"/>
+          <w:b w:val="0"/>
+          <w:bCs w:val="0"/>
+          <w:color w:val="auto"/>
           <w:sz w:val="16"/>
           <w:szCs w:val="16"/>
           <w:lang w:val="pl-PL"/>
         </w:rPr>
-        <w:t xml:space="preserve">§5. Dane i prywatność Serwis nie zbiera danych osobowych użytkowników. Przetwarzane są wyłącznie dane ogólnodostępne z publicznych rejestrów firm, niepodlegające pod RODO. </w:t>
+        <w:t>Właściciel firmy może w każdym czasie zgłosić aktualizację danych, uzupełnienie profilu lub żądanie jego usunięcia poprzez kontakt z Administratorem.</w:t>
       </w:r>
     </w:p>
     <w:p>
       <w:pPr>
-        <w:rPr>
+        <w:pStyle w:val="Nagwek2"/>
+        <w:rPr>
+          <w:rFonts w:asciiTheme="minorHAnsi" w:eastAsiaTheme="minorEastAsia" w:hAnsiTheme="minorHAnsi" w:cstheme="minorBidi"/>
+          <w:color w:val="auto"/>
           <w:sz w:val="16"/>
           <w:szCs w:val="16"/>
           <w:lang w:val="pl-PL"/>
@@ -2055,16 +1751,23 @@
       </w:pPr>
       <w:r>
         <w:rPr>
+          <w:rFonts w:asciiTheme="minorHAnsi" w:eastAsiaTheme="minorEastAsia" w:hAnsiTheme="minorHAnsi" w:cstheme="minorBidi"/>
+          <w:color w:val="auto"/>
           <w:sz w:val="16"/>
           <w:szCs w:val="16"/>
           <w:lang w:val="pl-PL"/>
         </w:rPr>
-        <w:t xml:space="preserve">§6. Reklamy i promocje Serwis nie umożliwia dodatkowego promowania ani reklamowania się poza oferowanymi pakietami. Każdy użytkownik ma równe szanse na widoczność w serwisie. </w:t>
+        <w:t>§4. Zasady wyświetlania firm</w:t>
       </w:r>
     </w:p>
     <w:p>
       <w:pPr>
-        <w:rPr>
+        <w:pStyle w:val="Nagwek2"/>
+        <w:rPr>
+          <w:rFonts w:asciiTheme="minorHAnsi" w:eastAsiaTheme="minorEastAsia" w:hAnsiTheme="minorHAnsi" w:cstheme="minorBidi"/>
+          <w:b w:val="0"/>
+          <w:bCs w:val="0"/>
+          <w:color w:val="auto"/>
           <w:sz w:val="16"/>
           <w:szCs w:val="16"/>
           <w:lang w:val="pl-PL"/>
@@ -2072,52 +1775,23 @@
       </w:pPr>
       <w:r>
         <w:rPr>
+          <w:rFonts w:asciiTheme="minorHAnsi" w:eastAsiaTheme="minorEastAsia" w:hAnsiTheme="minorHAnsi" w:cstheme="minorBidi"/>
+          <w:b w:val="0"/>
+          <w:bCs w:val="0"/>
+          <w:color w:val="auto"/>
           <w:sz w:val="16"/>
           <w:szCs w:val="16"/>
           <w:lang w:val="pl-PL"/>
         </w:rPr>
-        <w:t xml:space="preserve">§7. Cennik i zwroty Serwis oferuje dwa pakiety: </w:t>
-      </w:r>
-      <w:proofErr w:type="spellStart"/>
-      <w:r>
-        <w:rPr>
-          <w:sz w:val="16"/>
-          <w:szCs w:val="16"/>
-          <w:lang w:val="pl-PL"/>
-        </w:rPr>
-        <w:t>Light</w:t>
-      </w:r>
-      <w:proofErr w:type="spellEnd"/>
-      <w:r>
-        <w:rPr>
-          <w:sz w:val="16"/>
-          <w:szCs w:val="16"/>
-          <w:lang w:val="pl-PL"/>
-        </w:rPr>
-        <w:t xml:space="preserve"> – wyświetlanie firmy na stronie Standard – wyświetlanie + miesięczny raport PDF z ogólnymi statystykami </w:t>
-      </w:r>
-      <w:proofErr w:type="spellStart"/>
-      <w:r>
-        <w:rPr>
-          <w:sz w:val="16"/>
-          <w:szCs w:val="16"/>
-          <w:lang w:val="pl-PL"/>
-        </w:rPr>
-        <w:t>wyszukiwań</w:t>
-      </w:r>
-      <w:proofErr w:type="spellEnd"/>
-      <w:r>
-        <w:rPr>
-          <w:sz w:val="16"/>
-          <w:szCs w:val="16"/>
-          <w:lang w:val="pl-PL"/>
-        </w:rPr>
-        <w:t xml:space="preserve"> W przypadku rezygnacji z usługi przed końcem okresu rozliczeniowego, zwrot naliczany jest proporcjonalnie do niewykorzystanego czasu. (np. rezygnacja po 10 dniach z miesięcznego pakietu za 100 zł = wykorzystano 10/30 → 33,33 zł, zwrot: 100 zł – 33,33 zł = 66,67 zł) Zwroty są realizowane na konto podane przez użytkownika. </w:t>
+        <w:t>Kolejność wyświetlania firm może zależeć od przyjętego systemu sortowania, daty dodania profilu, kryteriów wyszukiwania lub innych parametrów technicznych.</w:t>
       </w:r>
     </w:p>
     <w:p>
       <w:pPr>
-        <w:rPr>
+        <w:pStyle w:val="Nagwek2"/>
+        <w:rPr>
+          <w:rFonts w:asciiTheme="minorHAnsi" w:eastAsiaTheme="minorEastAsia" w:hAnsiTheme="minorHAnsi" w:cstheme="minorBidi"/>
+          <w:color w:val="auto"/>
           <w:sz w:val="16"/>
           <w:szCs w:val="16"/>
           <w:lang w:val="pl-PL"/>
@@ -2125,16 +1799,23 @@
       </w:pPr>
       <w:r>
         <w:rPr>
+          <w:rFonts w:asciiTheme="minorHAnsi" w:eastAsiaTheme="minorEastAsia" w:hAnsiTheme="minorHAnsi" w:cstheme="minorBidi"/>
+          <w:color w:val="auto"/>
           <w:sz w:val="16"/>
           <w:szCs w:val="16"/>
           <w:lang w:val="pl-PL"/>
         </w:rPr>
-        <w:t xml:space="preserve">§8. Zmiany regulaminu Administrator zastrzega sobie prawo do zmiany regulaminu. O wszelkich zmianach użytkownicy zostaną poinformowani drogą mailową. </w:t>
+        <w:t>§5. Odpowiedzialność</w:t>
       </w:r>
     </w:p>
     <w:p>
       <w:pPr>
-        <w:rPr>
+        <w:pStyle w:val="Nagwek2"/>
+        <w:rPr>
+          <w:rFonts w:asciiTheme="minorHAnsi" w:eastAsiaTheme="minorEastAsia" w:hAnsiTheme="minorHAnsi" w:cstheme="minorBidi"/>
+          <w:b w:val="0"/>
+          <w:bCs w:val="0"/>
+          <w:color w:val="auto"/>
           <w:sz w:val="16"/>
           <w:szCs w:val="16"/>
           <w:lang w:val="pl-PL"/>
@@ -2142,24 +1823,201 @@
       </w:pPr>
       <w:r>
         <w:rPr>
+          <w:rFonts w:asciiTheme="minorHAnsi" w:eastAsiaTheme="minorEastAsia" w:hAnsiTheme="minorHAnsi" w:cstheme="minorBidi"/>
+          <w:b w:val="0"/>
+          <w:bCs w:val="0"/>
+          <w:color w:val="auto"/>
           <w:sz w:val="16"/>
           <w:szCs w:val="16"/>
           <w:lang w:val="pl-PL"/>
         </w:rPr>
-        <w:t>§9. Postanowienia końcowe W sprawach nieuregulowanych niniejszym regulaminem zastosowanie mają przepisy prawa polskiego.</w:t>
+        <w:t>Administrator dokłada należytej staranności w zakresie rzetelności prezentowanych informacji, jednak nie ponosi odpowiedzialności za ich aktualność ani kompletność.</w:t>
       </w:r>
     </w:p>
     <w:p>
       <w:pPr>
         <w:pStyle w:val="Nagwek2"/>
         <w:rPr>
+          <w:rFonts w:asciiTheme="minorHAnsi" w:eastAsiaTheme="minorEastAsia" w:hAnsiTheme="minorHAnsi" w:cstheme="minorBidi"/>
+          <w:color w:val="auto"/>
+          <w:sz w:val="16"/>
+          <w:szCs w:val="16"/>
           <w:lang w:val="pl-PL"/>
         </w:rPr>
       </w:pPr>
       <w:r>
         <w:rPr>
-          <w:lang w:val="pl-PL"/>
-        </w:rPr>
+          <w:rFonts w:asciiTheme="minorHAnsi" w:eastAsiaTheme="minorEastAsia" w:hAnsiTheme="minorHAnsi" w:cstheme="minorBidi"/>
+          <w:color w:val="auto"/>
+          <w:sz w:val="16"/>
+          <w:szCs w:val="16"/>
+          <w:lang w:val="pl-PL"/>
+        </w:rPr>
+        <w:t>§6. Dane i prywatność</w:t>
+      </w:r>
+    </w:p>
+    <w:p>
+      <w:pPr>
+        <w:pStyle w:val="Nagwek2"/>
+        <w:rPr>
+          <w:rFonts w:asciiTheme="minorHAnsi" w:eastAsiaTheme="minorEastAsia" w:hAnsiTheme="minorHAnsi" w:cstheme="minorBidi"/>
+          <w:b w:val="0"/>
+          <w:bCs w:val="0"/>
+          <w:color w:val="auto"/>
+          <w:sz w:val="16"/>
+          <w:szCs w:val="16"/>
+          <w:lang w:val="pl-PL"/>
+        </w:rPr>
+      </w:pPr>
+      <w:r>
+        <w:rPr>
+          <w:rFonts w:asciiTheme="minorHAnsi" w:eastAsiaTheme="minorEastAsia" w:hAnsiTheme="minorHAnsi" w:cstheme="minorBidi"/>
+          <w:b w:val="0"/>
+          <w:bCs w:val="0"/>
+          <w:color w:val="auto"/>
+          <w:sz w:val="16"/>
+          <w:szCs w:val="16"/>
+          <w:lang w:val="pl-PL"/>
+        </w:rPr>
+        <w:t>Serwis może przetwarzać dane przekazane dobrowolnie przez użytkowników w formularzu kontaktowym wyłącznie w celu realizacji zapytania.</w:t>
+      </w:r>
+    </w:p>
+    <w:p>
+      <w:pPr>
+        <w:pStyle w:val="Nagwek2"/>
+        <w:rPr>
+          <w:rFonts w:asciiTheme="minorHAnsi" w:eastAsiaTheme="minorEastAsia" w:hAnsiTheme="minorHAnsi" w:cstheme="minorBidi"/>
+          <w:color w:val="auto"/>
+          <w:sz w:val="16"/>
+          <w:szCs w:val="16"/>
+          <w:lang w:val="pl-PL"/>
+        </w:rPr>
+      </w:pPr>
+      <w:r>
+        <w:rPr>
+          <w:rFonts w:asciiTheme="minorHAnsi" w:eastAsiaTheme="minorEastAsia" w:hAnsiTheme="minorHAnsi" w:cstheme="minorBidi"/>
+          <w:color w:val="auto"/>
+          <w:sz w:val="16"/>
+          <w:szCs w:val="16"/>
+          <w:lang w:val="pl-PL"/>
+        </w:rPr>
+        <w:t>§7. Zmiany regulaminu</w:t>
+      </w:r>
+    </w:p>
+    <w:p>
+      <w:pPr>
+        <w:pStyle w:val="Nagwek2"/>
+        <w:rPr>
+          <w:rFonts w:asciiTheme="minorHAnsi" w:eastAsiaTheme="minorEastAsia" w:hAnsiTheme="minorHAnsi" w:cstheme="minorBidi"/>
+          <w:b w:val="0"/>
+          <w:bCs w:val="0"/>
+          <w:color w:val="auto"/>
+          <w:sz w:val="16"/>
+          <w:szCs w:val="16"/>
+          <w:lang w:val="pl-PL"/>
+        </w:rPr>
+      </w:pPr>
+      <w:r>
+        <w:rPr>
+          <w:rFonts w:asciiTheme="minorHAnsi" w:eastAsiaTheme="minorEastAsia" w:hAnsiTheme="minorHAnsi" w:cstheme="minorBidi"/>
+          <w:b w:val="0"/>
+          <w:bCs w:val="0"/>
+          <w:color w:val="auto"/>
+          <w:sz w:val="16"/>
+          <w:szCs w:val="16"/>
+          <w:lang w:val="pl-PL"/>
+        </w:rPr>
+        <w:t>Administrator zastrzega sobie prawo do zmiany regulaminu. Aktualna wersja regulaminu publikowana jest na stronie internetowej.</w:t>
+      </w:r>
+    </w:p>
+    <w:p>
+      <w:pPr>
+        <w:pStyle w:val="Nagwek2"/>
+        <w:rPr>
+          <w:rFonts w:asciiTheme="minorHAnsi" w:eastAsiaTheme="minorEastAsia" w:hAnsiTheme="minorHAnsi" w:cstheme="minorBidi"/>
+          <w:color w:val="auto"/>
+          <w:sz w:val="16"/>
+          <w:szCs w:val="16"/>
+          <w:lang w:val="pl-PL"/>
+        </w:rPr>
+      </w:pPr>
+      <w:r>
+        <w:rPr>
+          <w:rFonts w:asciiTheme="minorHAnsi" w:eastAsiaTheme="minorEastAsia" w:hAnsiTheme="minorHAnsi" w:cstheme="minorBidi"/>
+          <w:color w:val="auto"/>
+          <w:sz w:val="16"/>
+          <w:szCs w:val="16"/>
+          <w:lang w:val="pl-PL"/>
+        </w:rPr>
+        <w:t>§8. Postanowienia końcowe</w:t>
+      </w:r>
+    </w:p>
+    <w:p>
+      <w:pPr>
+        <w:pStyle w:val="Nagwek2"/>
+        <w:rPr>
+          <w:rFonts w:asciiTheme="minorHAnsi" w:eastAsiaTheme="minorEastAsia" w:hAnsiTheme="minorHAnsi" w:cstheme="minorBidi"/>
+          <w:b w:val="0"/>
+          <w:bCs w:val="0"/>
+          <w:color w:val="auto"/>
+          <w:sz w:val="16"/>
+          <w:szCs w:val="16"/>
+          <w:lang w:val="pl-PL"/>
+        </w:rPr>
+      </w:pPr>
+      <w:r>
+        <w:rPr>
+          <w:rFonts w:asciiTheme="minorHAnsi" w:eastAsiaTheme="minorEastAsia" w:hAnsiTheme="minorHAnsi" w:cstheme="minorBidi"/>
+          <w:b w:val="0"/>
+          <w:bCs w:val="0"/>
+          <w:color w:val="auto"/>
+          <w:sz w:val="16"/>
+          <w:szCs w:val="16"/>
+          <w:lang w:val="pl-PL"/>
+        </w:rPr>
+        <w:t>W sprawach nieuregulowanych niniejszym regulaminem zastosowanie mają przepisy prawa polskiego.</w:t>
+      </w:r>
+    </w:p>
+    <w:p>
+      <w:pPr>
+        <w:pStyle w:val="Nagwek2"/>
+        <w:rPr>
+          <w:rFonts w:asciiTheme="minorHAnsi" w:eastAsiaTheme="minorEastAsia" w:hAnsiTheme="minorHAnsi" w:cstheme="minorBidi"/>
+          <w:b w:val="0"/>
+          <w:bCs w:val="0"/>
+          <w:color w:val="auto"/>
+          <w:sz w:val="16"/>
+          <w:szCs w:val="16"/>
+          <w:lang w:val="pl-PL"/>
+        </w:rPr>
+      </w:pPr>
+    </w:p>
+    <w:p>
+      <w:pPr>
+        <w:pStyle w:val="Nagwek2"/>
+        <w:rPr>
+          <w:rFonts w:asciiTheme="minorHAnsi" w:eastAsiaTheme="minorEastAsia" w:hAnsiTheme="minorHAnsi" w:cstheme="minorBidi"/>
+          <w:b w:val="0"/>
+          <w:bCs w:val="0"/>
+          <w:color w:val="auto"/>
+          <w:sz w:val="16"/>
+          <w:szCs w:val="16"/>
+          <w:lang w:val="pl-PL"/>
+        </w:rPr>
+      </w:pPr>
+    </w:p>
+    <w:p>
+      <w:pPr>
+        <w:pStyle w:val="Nagwek2"/>
+        <w:rPr>
+          <w:lang w:val="pl-PL"/>
+        </w:rPr>
+      </w:pPr>
+      <w:r>
+        <w:rPr>
+          <w:lang w:val="pl-PL"/>
+        </w:rPr>
+        <w:lastRenderedPageBreak/>
         <w:t>Zgoda na regulamin i kontakt mailowy</w:t>
       </w:r>
     </w:p>

--- a/formularz_zgloszeniowy_firmy.docx
+++ b/formularz_zgloszeniowy_firmy.docx
@@ -85,13 +85,6 @@
     </w:p>
     <w:p>
       <w:pPr>
-        <w:rPr>
-          <w:lang w:val="pl-PL"/>
-        </w:rPr>
-      </w:pPr>
-    </w:p>
-    <w:p>
-      <w:pPr>
         <w:pStyle w:val="Nagwek2"/>
         <w:rPr>
           <w:lang w:val="pl-PL"/>
@@ -116,649 +109,6 @@
         </w:rPr>
         <w:t>Podaj e-mail kontaktowy do celów kontaktu</w:t>
       </w:r>
-    </w:p>
-    <w:p>
-      <w:pPr>
-        <w:pStyle w:val="Nagwek2"/>
-        <w:rPr>
-          <w:lang w:val="pl-PL"/>
-        </w:rPr>
-      </w:pPr>
-    </w:p>
-    <w:p>
-      <w:pPr>
-        <w:pStyle w:val="Nagwek2"/>
-        <w:rPr>
-          <w:lang w:val="pl-PL"/>
-        </w:rPr>
-      </w:pPr>
-      <w:r>
-        <w:rPr>
-          <w:lang w:val="pl-PL"/>
-        </w:rPr>
-        <w:t>Wybrany pakiet</w:t>
-      </w:r>
-      <w:r>
-        <w:rPr>
-          <w:lang w:val="pl-PL"/>
-        </w:rPr>
-        <w:t xml:space="preserve"> (pogrub)</w:t>
-      </w:r>
-      <w:r>
-        <w:rPr>
-          <w:lang w:val="pl-PL"/>
-        </w:rPr>
-        <w:t xml:space="preserve"> – </w:t>
-      </w:r>
-      <w:r>
-        <w:rPr>
-          <w:color w:val="EE0000"/>
-          <w:lang w:val="pl-PL"/>
-        </w:rPr>
-        <w:t>Na Aktualnym Etapie NIE JEST WYMAGANE</w:t>
-      </w:r>
-    </w:p>
-    <w:p>
-      <w:pPr>
-        <w:rPr>
-          <w:lang w:val="pl-PL"/>
-        </w:rPr>
-      </w:pPr>
-      <w:r>
-        <w:rPr>
-          <w:lang w:val="pl-PL"/>
-        </w:rPr>
-        <w:t>Wybierz pakiet z dostępnej listy</w:t>
-      </w:r>
-    </w:p>
-    <w:p>
-      <w:pPr>
-        <w:rPr>
-          <w:lang w:val="pl-PL"/>
-        </w:rPr>
-      </w:pPr>
-    </w:p>
-    <w:tbl>
-      <w:tblPr>
-        <w:tblStyle w:val="Tabela-Siatka"/>
-        <w:tblW w:w="9180" w:type="dxa"/>
-        <w:tblLook w:val="04A0" w:firstRow="1" w:lastRow="0" w:firstColumn="1" w:lastColumn="0" w:noHBand="0" w:noVBand="1"/>
-      </w:tblPr>
-      <w:tblGrid>
-        <w:gridCol w:w="2195"/>
-        <w:gridCol w:w="1457"/>
-        <w:gridCol w:w="4394"/>
-        <w:gridCol w:w="1134"/>
-      </w:tblGrid>
-      <w:tr>
-        <w:tc>
-          <w:tcPr>
-            <w:tcW w:w="2195" w:type="dxa"/>
-          </w:tcPr>
-          <w:p>
-            <w:pPr>
-              <w:rPr>
-                <w:lang w:val="pl-PL"/>
-              </w:rPr>
-            </w:pPr>
-            <w:r>
-              <w:rPr>
-                <w:lang w:val="pl-PL"/>
-              </w:rPr>
-              <w:t>Pakiet</w:t>
-            </w:r>
-          </w:p>
-        </w:tc>
-        <w:tc>
-          <w:tcPr>
-            <w:tcW w:w="1457" w:type="dxa"/>
-          </w:tcPr>
-          <w:p>
-            <w:pPr>
-              <w:rPr>
-                <w:lang w:val="pl-PL"/>
-              </w:rPr>
-            </w:pPr>
-            <w:r>
-              <w:rPr>
-                <w:lang w:val="pl-PL"/>
-              </w:rPr>
-              <w:t>Okres</w:t>
-            </w:r>
-          </w:p>
-        </w:tc>
-        <w:tc>
-          <w:tcPr>
-            <w:tcW w:w="4394" w:type="dxa"/>
-          </w:tcPr>
-          <w:p>
-            <w:pPr>
-              <w:rPr>
-                <w:lang w:val="pl-PL"/>
-              </w:rPr>
-            </w:pPr>
-            <w:r>
-              <w:rPr>
-                <w:lang w:val="pl-PL"/>
-              </w:rPr>
-              <w:t>Zakres</w:t>
-            </w:r>
-          </w:p>
-        </w:tc>
-        <w:tc>
-          <w:tcPr>
-            <w:tcW w:w="1134" w:type="dxa"/>
-          </w:tcPr>
-          <w:p>
-            <w:pPr>
-              <w:rPr>
-                <w:lang w:val="pl-PL"/>
-              </w:rPr>
-            </w:pPr>
-            <w:r>
-              <w:rPr>
-                <w:lang w:val="pl-PL"/>
-              </w:rPr>
-              <w:t>Cena (PLN)</w:t>
-            </w:r>
-          </w:p>
-        </w:tc>
-      </w:tr>
-      <w:tr>
-        <w:tc>
-          <w:tcPr>
-            <w:tcW w:w="2195" w:type="dxa"/>
-          </w:tcPr>
-          <w:p>
-            <w:pPr>
-              <w:rPr>
-                <w:lang w:val="pl-PL"/>
-              </w:rPr>
-            </w:pPr>
-            <w:proofErr w:type="spellStart"/>
-            <w:r>
-              <w:rPr>
-                <w:lang w:val="pl-PL"/>
-              </w:rPr>
-              <w:t>Light</w:t>
-            </w:r>
-            <w:proofErr w:type="spellEnd"/>
-          </w:p>
-        </w:tc>
-        <w:tc>
-          <w:tcPr>
-            <w:tcW w:w="1457" w:type="dxa"/>
-          </w:tcPr>
-          <w:p>
-            <w:pPr>
-              <w:rPr>
-                <w:lang w:val="pl-PL"/>
-              </w:rPr>
-            </w:pPr>
-            <w:r>
-              <w:rPr>
-                <w:lang w:val="pl-PL"/>
-              </w:rPr>
-              <w:t>1 miesiąc</w:t>
-            </w:r>
-          </w:p>
-        </w:tc>
-        <w:tc>
-          <w:tcPr>
-            <w:tcW w:w="4394" w:type="dxa"/>
-          </w:tcPr>
-          <w:p>
-            <w:pPr>
-              <w:rPr>
-                <w:lang w:val="pl-PL"/>
-              </w:rPr>
-            </w:pPr>
-            <w:r>
-              <w:rPr>
-                <w:lang w:val="pl-PL"/>
-              </w:rPr>
-              <w:t>Wyświetlenie firmy</w:t>
-            </w:r>
-          </w:p>
-        </w:tc>
-        <w:tc>
-          <w:tcPr>
-            <w:tcW w:w="1134" w:type="dxa"/>
-          </w:tcPr>
-          <w:p>
-            <w:pPr>
-              <w:rPr>
-                <w:lang w:val="pl-PL"/>
-              </w:rPr>
-            </w:pPr>
-            <w:r>
-              <w:rPr>
-                <w:lang w:val="pl-PL"/>
-              </w:rPr>
-              <w:t>100 zł</w:t>
-            </w:r>
-          </w:p>
-        </w:tc>
-      </w:tr>
-      <w:tr>
-        <w:tc>
-          <w:tcPr>
-            <w:tcW w:w="2195" w:type="dxa"/>
-          </w:tcPr>
-          <w:p>
-            <w:pPr>
-              <w:rPr>
-                <w:lang w:val="pl-PL"/>
-              </w:rPr>
-            </w:pPr>
-            <w:proofErr w:type="spellStart"/>
-            <w:r>
-              <w:rPr>
-                <w:lang w:val="pl-PL"/>
-              </w:rPr>
-              <w:t>Light</w:t>
-            </w:r>
-            <w:proofErr w:type="spellEnd"/>
-          </w:p>
-        </w:tc>
-        <w:tc>
-          <w:tcPr>
-            <w:tcW w:w="1457" w:type="dxa"/>
-          </w:tcPr>
-          <w:p>
-            <w:pPr>
-              <w:rPr>
-                <w:lang w:val="pl-PL"/>
-              </w:rPr>
-            </w:pPr>
-            <w:r>
-              <w:rPr>
-                <w:lang w:val="pl-PL"/>
-              </w:rPr>
-              <w:t>6 miesięcy</w:t>
-            </w:r>
-          </w:p>
-        </w:tc>
-        <w:tc>
-          <w:tcPr>
-            <w:tcW w:w="4394" w:type="dxa"/>
-          </w:tcPr>
-          <w:p>
-            <w:pPr>
-              <w:rPr>
-                <w:lang w:val="pl-PL"/>
-              </w:rPr>
-            </w:pPr>
-            <w:r>
-              <w:rPr>
-                <w:lang w:val="pl-PL"/>
-              </w:rPr>
-              <w:t>Wyświetlenie firmy</w:t>
-            </w:r>
-          </w:p>
-        </w:tc>
-        <w:tc>
-          <w:tcPr>
-            <w:tcW w:w="1134" w:type="dxa"/>
-          </w:tcPr>
-          <w:p>
-            <w:pPr>
-              <w:rPr>
-                <w:lang w:val="pl-PL"/>
-              </w:rPr>
-            </w:pPr>
-            <w:r>
-              <w:rPr>
-                <w:lang w:val="pl-PL"/>
-              </w:rPr>
-              <w:t>500 zł</w:t>
-            </w:r>
-          </w:p>
-        </w:tc>
-      </w:tr>
-      <w:tr>
-        <w:tc>
-          <w:tcPr>
-            <w:tcW w:w="2195" w:type="dxa"/>
-          </w:tcPr>
-          <w:p>
-            <w:pPr>
-              <w:rPr>
-                <w:lang w:val="pl-PL"/>
-              </w:rPr>
-            </w:pPr>
-            <w:proofErr w:type="spellStart"/>
-            <w:r>
-              <w:rPr>
-                <w:lang w:val="pl-PL"/>
-              </w:rPr>
-              <w:t>Light</w:t>
-            </w:r>
-            <w:proofErr w:type="spellEnd"/>
-          </w:p>
-        </w:tc>
-        <w:tc>
-          <w:tcPr>
-            <w:tcW w:w="1457" w:type="dxa"/>
-          </w:tcPr>
-          <w:p>
-            <w:pPr>
-              <w:rPr>
-                <w:lang w:val="pl-PL"/>
-              </w:rPr>
-            </w:pPr>
-            <w:r>
-              <w:rPr>
-                <w:lang w:val="pl-PL"/>
-              </w:rPr>
-              <w:t>12 miesięcy</w:t>
-            </w:r>
-          </w:p>
-        </w:tc>
-        <w:tc>
-          <w:tcPr>
-            <w:tcW w:w="4394" w:type="dxa"/>
-          </w:tcPr>
-          <w:p>
-            <w:pPr>
-              <w:rPr>
-                <w:lang w:val="pl-PL"/>
-              </w:rPr>
-            </w:pPr>
-            <w:r>
-              <w:rPr>
-                <w:lang w:val="pl-PL"/>
-              </w:rPr>
-              <w:t>Wyświetlenie firmy</w:t>
-            </w:r>
-          </w:p>
-        </w:tc>
-        <w:tc>
-          <w:tcPr>
-            <w:tcW w:w="1134" w:type="dxa"/>
-          </w:tcPr>
-          <w:p>
-            <w:pPr>
-              <w:rPr>
-                <w:lang w:val="pl-PL"/>
-              </w:rPr>
-            </w:pPr>
-            <w:r>
-              <w:rPr>
-                <w:lang w:val="pl-PL"/>
-              </w:rPr>
-              <w:t>900 zł</w:t>
-            </w:r>
-          </w:p>
-        </w:tc>
-      </w:tr>
-      <w:tr>
-        <w:tc>
-          <w:tcPr>
-            <w:tcW w:w="2195" w:type="dxa"/>
-          </w:tcPr>
-          <w:p>
-            <w:pPr>
-              <w:rPr>
-                <w:lang w:val="pl-PL"/>
-              </w:rPr>
-            </w:pPr>
-            <w:r>
-              <w:rPr>
-                <w:lang w:val="pl-PL"/>
-              </w:rPr>
-              <w:t>Standard</w:t>
-            </w:r>
-          </w:p>
-        </w:tc>
-        <w:tc>
-          <w:tcPr>
-            <w:tcW w:w="1457" w:type="dxa"/>
-          </w:tcPr>
-          <w:p>
-            <w:pPr>
-              <w:rPr>
-                <w:lang w:val="pl-PL"/>
-              </w:rPr>
-            </w:pPr>
-            <w:r>
-              <w:rPr>
-                <w:lang w:val="pl-PL"/>
-              </w:rPr>
-              <w:t>1 miesiąc</w:t>
-            </w:r>
-          </w:p>
-        </w:tc>
-        <w:tc>
-          <w:tcPr>
-            <w:tcW w:w="4394" w:type="dxa"/>
-          </w:tcPr>
-          <w:p>
-            <w:pPr>
-              <w:rPr>
-                <w:lang w:val="pl-PL"/>
-              </w:rPr>
-            </w:pPr>
-            <w:r>
-              <w:rPr>
-                <w:lang w:val="pl-PL"/>
-              </w:rPr>
-              <w:t xml:space="preserve">Wyświetlenie firmy + raport </w:t>
-            </w:r>
-            <w:proofErr w:type="spellStart"/>
-            <w:r>
-              <w:rPr>
-                <w:lang w:val="pl-PL"/>
-              </w:rPr>
-              <w:t>wyszukiwań</w:t>
-            </w:r>
-            <w:proofErr w:type="spellEnd"/>
-          </w:p>
-        </w:tc>
-        <w:tc>
-          <w:tcPr>
-            <w:tcW w:w="1134" w:type="dxa"/>
-          </w:tcPr>
-          <w:p>
-            <w:pPr>
-              <w:rPr>
-                <w:lang w:val="pl-PL"/>
-              </w:rPr>
-            </w:pPr>
-            <w:r>
-              <w:rPr>
-                <w:lang w:val="pl-PL"/>
-              </w:rPr>
-              <w:t>300 zł</w:t>
-            </w:r>
-          </w:p>
-        </w:tc>
-      </w:tr>
-      <w:tr>
-        <w:tc>
-          <w:tcPr>
-            <w:tcW w:w="2195" w:type="dxa"/>
-          </w:tcPr>
-          <w:p>
-            <w:pPr>
-              <w:rPr>
-                <w:lang w:val="pl-PL"/>
-              </w:rPr>
-            </w:pPr>
-            <w:r>
-              <w:rPr>
-                <w:lang w:val="pl-PL"/>
-              </w:rPr>
-              <w:t>Standard</w:t>
-            </w:r>
-          </w:p>
-        </w:tc>
-        <w:tc>
-          <w:tcPr>
-            <w:tcW w:w="1457" w:type="dxa"/>
-          </w:tcPr>
-          <w:p>
-            <w:pPr>
-              <w:rPr>
-                <w:lang w:val="pl-PL"/>
-              </w:rPr>
-            </w:pPr>
-            <w:r>
-              <w:rPr>
-                <w:lang w:val="pl-PL"/>
-              </w:rPr>
-              <w:t>6 miesięcy</w:t>
-            </w:r>
-          </w:p>
-        </w:tc>
-        <w:tc>
-          <w:tcPr>
-            <w:tcW w:w="4394" w:type="dxa"/>
-          </w:tcPr>
-          <w:p>
-            <w:pPr>
-              <w:rPr>
-                <w:lang w:val="pl-PL"/>
-              </w:rPr>
-            </w:pPr>
-            <w:r>
-              <w:rPr>
-                <w:lang w:val="pl-PL"/>
-              </w:rPr>
-              <w:t xml:space="preserve">Wyświetlenie firmy + raport </w:t>
-            </w:r>
-            <w:proofErr w:type="spellStart"/>
-            <w:r>
-              <w:rPr>
-                <w:lang w:val="pl-PL"/>
-              </w:rPr>
-              <w:t>wyszukiwań</w:t>
-            </w:r>
-            <w:proofErr w:type="spellEnd"/>
-          </w:p>
-        </w:tc>
-        <w:tc>
-          <w:tcPr>
-            <w:tcW w:w="1134" w:type="dxa"/>
-          </w:tcPr>
-          <w:p>
-            <w:pPr>
-              <w:rPr>
-                <w:lang w:val="pl-PL"/>
-              </w:rPr>
-            </w:pPr>
-            <w:r>
-              <w:rPr>
-                <w:lang w:val="pl-PL"/>
-              </w:rPr>
-              <w:t>1500 zł</w:t>
-            </w:r>
-          </w:p>
-        </w:tc>
-      </w:tr>
-      <w:tr>
-        <w:tc>
-          <w:tcPr>
-            <w:tcW w:w="2195" w:type="dxa"/>
-          </w:tcPr>
-          <w:p>
-            <w:pPr>
-              <w:rPr>
-                <w:lang w:val="pl-PL"/>
-              </w:rPr>
-            </w:pPr>
-            <w:r>
-              <w:rPr>
-                <w:lang w:val="pl-PL"/>
-              </w:rPr>
-              <w:t>Standard</w:t>
-            </w:r>
-          </w:p>
-        </w:tc>
-        <w:tc>
-          <w:tcPr>
-            <w:tcW w:w="1457" w:type="dxa"/>
-          </w:tcPr>
-          <w:p>
-            <w:pPr>
-              <w:rPr>
-                <w:lang w:val="pl-PL"/>
-              </w:rPr>
-            </w:pPr>
-            <w:r>
-              <w:rPr>
-                <w:lang w:val="pl-PL"/>
-              </w:rPr>
-              <w:t>12 miesięcy</w:t>
-            </w:r>
-          </w:p>
-        </w:tc>
-        <w:tc>
-          <w:tcPr>
-            <w:tcW w:w="4394" w:type="dxa"/>
-          </w:tcPr>
-          <w:p>
-            <w:pPr>
-              <w:rPr>
-                <w:lang w:val="pl-PL"/>
-              </w:rPr>
-            </w:pPr>
-            <w:r>
-              <w:rPr>
-                <w:lang w:val="pl-PL"/>
-              </w:rPr>
-              <w:t xml:space="preserve">Wyświetlenie firmy + raport </w:t>
-            </w:r>
-            <w:proofErr w:type="spellStart"/>
-            <w:r>
-              <w:rPr>
-                <w:lang w:val="pl-PL"/>
-              </w:rPr>
-              <w:t>wyszukiwań</w:t>
-            </w:r>
-            <w:proofErr w:type="spellEnd"/>
-          </w:p>
-        </w:tc>
-        <w:tc>
-          <w:tcPr>
-            <w:tcW w:w="1134" w:type="dxa"/>
-          </w:tcPr>
-          <w:p>
-            <w:pPr>
-              <w:rPr>
-                <w:lang w:val="pl-PL"/>
-              </w:rPr>
-            </w:pPr>
-            <w:r>
-              <w:rPr>
-                <w:lang w:val="pl-PL"/>
-              </w:rPr>
-              <w:t>2500 zł</w:t>
-            </w:r>
-          </w:p>
-        </w:tc>
-      </w:tr>
-    </w:tbl>
-    <w:p>
-      <w:pPr>
-        <w:rPr>
-          <w:lang w:val="pl-PL"/>
-        </w:rPr>
-      </w:pPr>
-    </w:p>
-    <w:p>
-      <w:pPr>
-        <w:rPr>
-          <w:lang w:val="pl-PL"/>
-        </w:rPr>
-      </w:pPr>
-    </w:p>
-    <w:p>
-      <w:pPr>
-        <w:rPr>
-          <w:lang w:val="pl-PL"/>
-        </w:rPr>
-      </w:pPr>
     </w:p>
     <w:p>
       <w:pPr>
@@ -864,8 +214,16 @@
     <w:p>
       <w:pPr>
         <w:rPr>
+          <w:lang w:val="pl-PL"/>
+        </w:rPr>
+      </w:pPr>
+    </w:p>
+    <w:p>
+      <w:pPr>
+        <w:rPr>
           <w:b/>
           <w:bCs/>
+          <w:color w:val="4F81BD" w:themeColor="accent1"/>
           <w:lang w:val="pl-PL"/>
         </w:rPr>
       </w:pPr>
@@ -873,9 +231,9 @@
         <w:rPr>
           <w:b/>
           <w:bCs/>
-          <w:lang w:val="pl-PL"/>
-        </w:rPr>
-        <w:lastRenderedPageBreak/>
+          <w:color w:val="4F81BD" w:themeColor="accent1"/>
+          <w:lang w:val="pl-PL"/>
+        </w:rPr>
         <w:t>Zakres wsparcia klienta (skreśl, które nie dotyczą):</w:t>
       </w:r>
     </w:p>
@@ -1206,35 +564,23 @@
         <w:rPr>
           <w:lang w:val="pl-PL"/>
         </w:rPr>
-        <w:t>Umożliwiam audyt</w:t>
+        <w:t xml:space="preserve">Umożliwiam </w:t>
       </w:r>
+      <w:proofErr w:type="spellStart"/>
+      <w:r>
+        <w:rPr>
+          <w:lang w:val="pl-PL"/>
+        </w:rPr>
+        <w:t>audy</w:t>
+      </w:r>
+      <w:proofErr w:type="spellEnd"/>
     </w:p>
     <w:p>
       <w:pPr>
         <w:rPr>
-          <w:lang w:val="pl-PL"/>
-        </w:rPr>
-      </w:pPr>
-    </w:p>
-    <w:p>
-      <w:pPr>
-        <w:rPr>
-          <w:lang w:val="pl-PL"/>
-        </w:rPr>
-      </w:pPr>
-    </w:p>
-    <w:p>
-      <w:pPr>
-        <w:rPr>
-          <w:lang w:val="pl-PL"/>
-        </w:rPr>
-      </w:pPr>
-    </w:p>
-    <w:p>
-      <w:pPr>
-        <w:rPr>
           <w:b/>
           <w:bCs/>
+          <w:color w:val="4F81BD" w:themeColor="accent1"/>
           <w:lang w:val="pl-PL"/>
         </w:rPr>
       </w:pPr>
@@ -1242,14 +588,17 @@
         <w:rPr>
           <w:b/>
           <w:bCs/>
-          <w:lang w:val="pl-PL"/>
-        </w:rPr>
+          <w:color w:val="4F81BD" w:themeColor="accent1"/>
+          <w:lang w:val="pl-PL"/>
+        </w:rPr>
+        <w:lastRenderedPageBreak/>
         <w:t>Zakres produkcji (można wybrać kilka</w:t>
       </w:r>
       <w:r>
         <w:rPr>
           <w:b/>
           <w:bCs/>
+          <w:color w:val="4F81BD" w:themeColor="accent1"/>
           <w:lang w:val="pl-PL"/>
         </w:rPr>
         <w:t>, skreśl niepotrzebne</w:t>
@@ -1258,6 +607,7 @@
         <w:rPr>
           <w:b/>
           <w:bCs/>
+          <w:color w:val="4F81BD" w:themeColor="accent1"/>
           <w:lang w:val="pl-PL"/>
         </w:rPr>
         <w:t>):</w:t>
